--- a/docs/requirements/srd/word/01_VOSS_SRD_v1.0.docx
+++ b/docs/requirements/srd/word/01_VOSS_SRD_v1.0.docx
@@ -906,7 +906,7 @@
                 <w:rFonts w:ascii="Noto Sans CJK KR" w:hAnsi="Noto Sans CJK KR" w:eastAsia="Noto Sans CJK KR"/>
                 <w:sz w:val="18"/>
               </w:rPr>
-              <w:t xml:space="preserve">기준 문서로 번호를 정했다(작업 중 v0.4로 부르던 판). 독립 재검 채택분과 main@671c67f 재대조 반영: 31 mm 폭 파지 결정(pending #16·#70·BRD v1.3 #79), Intent.box_id(#73)·web_api(#68)·SortState.session_id(#78)·direction_base/값 규칙(#64) main 반영, DDS 14900–15149/udp(#55 10/07), 남은 계약 차이(늦은 답 문장·stop·RobotState·MQTT) 정리. 파일명 01_VOSS_SRD_v1.0</w:t>
+              <w:t xml:space="preserve">기준 문서로 번호를 정했다(작업 중 v0.4로 부르던 판). 독립 재검 채택분과 main@671c67f 재대조 반영: 31 mm 폭 파지 결정(pending #16·#70·BRD v1.3 #79), Intent.box_id(#73)·web_api(#68)·SortState.session_id(#78)·direction_base/값 규칙(#64) main 반영, DDS 14900–15149/udp(#55 10/07), 남은 계약 차이(늦은 답 문장·stop·RobotState·MQTT) 정리. 파일명 01_VOSS_SRD_v1.0. 머지 전 재리뷰(10/07, 김학민·남현지·정의석) 정정과 PL 결정(G0 10/10 수용, G0 중 DB_ERROR 회차 제외, slot = placed_stamp≠0) 반영</w:t>
             </w:r>
           </w:p>
         </w:tc>
@@ -1919,7 +1919,7 @@
                 <w:rFonts w:ascii="Noto Sans CJK KR" w:hAnsi="Noto Sans CJK KR" w:eastAsia="Noto Sans CJK KR"/>
                 <w:sz w:val="18"/>
               </w:rPr>
-              <w:t xml:space="preserve">A 먼저, B 최종 필수, C 선택. 정상/예외 분리·작업자 대기 별도. 첫 실험 10/07·G0 10/10. docs/plan.md는 아직 10/13을 전체 루프 첫 완주로 두므로 PL 정합 대기(F-15)</w:t>
+              <w:t xml:space="preserve">A 먼저, B 최종 필수, C 선택. 정상/예외 분리·작업자 대기 별도. 첫 실험 10/07·G0 10/10. PL이 G0 10/10을 수용했고 plan.md 정합은 PR #89(F-15)</w:t>
             </w:r>
           </w:p>
         </w:tc>
@@ -2249,7 +2249,7 @@
                 <w:rFonts w:ascii="Noto Sans CJK KR" w:hAnsi="Noto Sans CJK KR" w:eastAsia="Noto Sans CJK KR"/>
                 <w:sz w:val="18"/>
               </w:rPr>
-              <w:t xml:space="preserve">담당·마일스톤. #6의 최신 일정을 우선하며 plan.md 반영은 PL 확인 대기</w:t>
+              <w:t xml:space="preserve">담당·마일스톤. #6의 최신 일정을 우선하며 plan.md 반영은 PR #89</w:t>
             </w:r>
           </w:p>
         </w:tc>
@@ -2456,7 +2456,7 @@
                 <w:rFonts w:ascii="Noto Sans CJK KR" w:hAnsi="Noto Sans CJK KR" w:eastAsia="Noto Sans CJK KR"/>
                 <w:sz w:val="18"/>
               </w:rPr>
-              <w:t xml:space="preserve">폐루프 게이트·RG2 Modbus 직접·웹/AI/DB 스택. 예정 번호: 0003 캘리브레이션(#48)·0007 호출어(#72)·0008 OCR(#75)·0009 31 mm 폭 파지 근거(김학민, PR #77 리뷰)</w:t>
+              <w:t xml:space="preserve">폐루프 게이트·RG2 Modbus 직접·웹/AI/DB 스택. 예정 번호: 0003 캘리브레이션(#48)·0007 호출어(#72)·0008 OCR(#75)·0009 31 mm 폭 파지 근거(김학민, PR #88)·0010 두산 서보 명령 경로(박병후, PR #87)</w:t>
             </w:r>
           </w:p>
         </w:tc>
@@ -2480,7 +2480,7 @@
                 <w:rFonts w:ascii="Noto Sans CJK KR" w:hAnsi="Noto Sans CJK KR" w:eastAsia="Noto Sans CJK KR"/>
                 <w:sz w:val="18"/>
               </w:rPr>
-              <w:t xml:space="preserve">열린 PR #48/#71/#72/#75/#76/#80/#81/#82 (v0.3 때 열려 있던 #64/#68/#70/#73/#74는 머지됨)</w:t>
+              <w:t xml:space="preserve">열린 PR #48/#71/#72/#75/#76/#80/#83/#84/#86/#87/#88/#89 (#64/#68/#70/#73/#74/#78/#79/#81/#82는 머지됨)</w:t>
             </w:r>
           </w:p>
         </w:tc>
@@ -10372,7 +10372,7 @@
                 <w:rFonts w:ascii="Noto Sans CJK KR" w:hAnsi="Noto Sans CJK KR" w:eastAsia="Noto Sans CJK KR"/>
                 <w:sz w:val="17"/>
               </w:rPr>
-              <w:t xml:space="preserve">MC-026/029, mqtt JSON/ACL 후속</w:t>
+              <w:t xml:space="preserve">MC-026/029, ACL main(#68)·JSON PR #84·로그 상태 토픽 #20</w:t>
             </w:r>
           </w:p>
         </w:tc>
@@ -12338,7 +12338,7 @@
         <w:pStyle w:val="BodyText"/>
       </w:pPr>
       <w:r>
-        <w:t xml:space="preserve">두산 서비스 조회·명령은 gateway의 단일 직렬 경로를 사용한다. 스트리밍은 서비스 큐 밖에서 최신 목표 하나만 유지하고 옛 목표를 누적하지 않는다. RG2 자원은 로봇 모션과 분리하며 stop을 우선 처리한다. 모션 자원은 한 번에 하나만 소유한다. servo_cmd 추종과 MoveToZone을 동시에 실행하지 않으며, 같은 자원의 두 번째 명령(예: MoveToZone 중 servo_cmd, 닫는 중 다시 닫기)은 BUSY로 거부한다(#53 MC-013). 실제 제어 경로·타입·지원 버전·주기·적용 proxy·동시성은 F-02에서 검증한다.</w:t>
+        <w:t xml:space="preserve">두산 서비스 조회·명령은 gateway의 단일 직렬 경로를 사용한다. 스트리밍은 서비스 큐 밖에서 최신 목표 하나만 유지하고 옛 목표를 누적하지 않는다. RG2 자원은 로봇 모션과 분리하며 stop을 우선 처리한다. 모션 자원은 한 번에 하나만 소유한다. servo_cmd 추종과 MoveToZone을 동시에 실행하지 않으며, 같은 자원의 두 번째 명령은 거부한다 — 서비스는 BUSY, servo_cmd(토픽)는 무시하고 로그를 남긴다. MoveToZone PLACE·PICK은 모션과 RG2를 함께 점유한다(#53 MC-013, 김학민 #84 리뷰). 두산 경로는 speedl_stream을 쓰고 move_line ASYNC는 쓰지 않는다(박병후 10/07). 토픽 존재는 #55에서 확인했고, 실제 적용 주기·지원 버전·proxy·동시성은 F-02(T25, PR #87)에서 검증한다.</w:t>
       </w:r>
     </w:p>
     <w:p>
@@ -12682,7 +12682,7 @@
         <w:pStyle w:val="BodyText"/>
       </w:pPr>
       <w:r>
-        <w:t xml:space="preserve">최신 grid는 X방향 한 줄로 ABC3×1(중심−60/0/+60mm), RECHECK/HOLD2×1(X±30mm), pitch60mm다. manager가 slot 카운터를 소유하며 PLACED 성공 응답 후에만 증가한다. 개방 전 실패(placed_stamp=0)이면 같은 slot을 재사용하고, 카운터는 IDLE에서 start(새 session)할 때 0으로 초기화한다(#51 MC-018). RETURN_FAILED와 확인 불가 실패의 슬롯 재사용/점유 처리는 F-06/07에서 정한다. 가득 찬 구역은 PAUSED→사람이 비움 확인→reset_zone→resume이다. 물리 2칸과 최종 회신의 구역별 누적3 표기는 TBD-016에서 정합하며 범위 밖 slot을 사용하지 않는다.</w:t>
+        <w:t xml:space="preserve">최신 grid는 X방향 한 줄로 ABC3×1(중심−60/0/+60mm), RECHECK/HOLD2×1(X±30mm), pitch60mm다. manager가 slot 카운터를 소유하며 그 칸에서 개방했을 때(placed_stamp≠0, RETURN_FAILED 포함) 증가한다. 개방 전 실패(placed_stamp=0)이면 같은 slot을 재사용하고, 카운터는 IDLE에서 start(새 session)할 때 0으로 초기화한다(#51 MC-018, PL이 #84 리뷰에서 RETURN_FAILED까지 구체화). 응답 유실 등 확인 불가 실패의 점유 처리는 F-06/07에서 정한다. 가득 찬 구역은 PAUSED→사람이 비움 확인→reset_zone→resume이다. 그 사이 벨트를 지나간 박스는 PASSED + reason ZONE_FULL로 기록하자는 PL 제안이 있다(reason 값 추가, 정의석 확인 — F-07). 물리 2칸과 최종 회신의 구역별 누적3 표기는 TBD-016에서 정합하며 범위 밖 slot을 사용하지 않는다.</w:t>
       </w:r>
     </w:p>
     <w:p>
@@ -12710,7 +12710,7 @@
         <w:t xml:space="preserve"/>
       </w:r>
       <w:r>
-        <w:t xml:space="preserve"> gateway가 신규 작업·servo_cmd를 막고 두산 move_stop(Quick stop)을 요청한다. 정상 응답은 success=true, 응답 없음/오류는 false와 TIMEOUT/DEVICE_ERROR다. 별도 STOP_UNCONFIRMED enum·자동 정지 판별을 추가하지 않는 최종 최소안이다. 요청 정상 응답을 물리 정지 지연·거리의 보장으로 사용하지 않는다. 호출 순서는 #50에서 manager가 stop 호출→action cancel→PAUSED로, #53에서 servo가 cancel 때 gateway에 정지를 요청하고 정상 응답 뒤 CANCELED를 반환하는 것으로 회신됐다. manager·servo가 모두 부를 때의 중복 호출 허용과 순서는 TBD-017/F-04에서 확정한다.</w:t>
+        <w:t xml:space="preserve"> gateway가 신규 작업·servo_cmd를 막고 두산 move_stop(Quick stop)을 요청한다. 정상 응답은 success=true, 응답 없음/오류는 false와 TIMEOUT/DEVICE_ERROR다. 별도 STOP_UNCONFIRMED enum·자동 정지 판별을 추가하지 않는 최종 최소안이다. 요청 정상 응답을 물리 정지 지연·거리의 보장으로 사용하지 않는다. 호출 순서는 #50에서 manager가 stop 호출→action cancel→PAUSED로, #53에서 servo가 cancel 때 gateway에 정지를 요청하고 정상 응답 뒤 CANCELED를 반환하는 것으로 회신됐다. manager·servo가 모두 부를 때의 중복 호출 허용과 순서는 TBD-017/F-04에서 확정한다. F-04 제안(#84 리뷰): stop을 멱등으로 두고(이미 정지 중이어도 success=true), stop 뒤에는 새 stamp의 servo_cmd부터 받는다(김학민). manager는 stop 응답을 기다리지 않고 cancel→PAUSED로 가며, stop이 false·timeout이면 PAUSED 유지·not_ready에 ROBOT·로그 후 사람 확인으로 resume한다(남현지).</w:t>
       </w:r>
     </w:p>
     <w:p>
@@ -12736,7 +12736,7 @@
         <w:pStyle w:val="FirstParagraph"/>
       </w:pPr>
       <w:r>
-        <w:t xml:space="preserve">manager가 ROBOT/SERVO/VISION/OCR/LOG의 준비를 모아 판단한다. 서비스/서버 존재만으로 준비를 단정하지 않고 실제 처리 가능성·설정/calib 유효성·상태 신선도를 확인한다. 박스 미검출과 비전 장애를 구분한다. 미준비 start는 ready/not_ready와 거부 사유를 제공한다. A 단계에서 음성 준비를 필수 start 조건으로 추가하지 않는다. main voss_msgs.md의 ROBOT 임시 판정("pose 0.5 s 이내 + move_to_zone 서비스 존재")은 RobotState가 main에 들어오기 전까지만 쓰는 과도 조건이며, RobotState 반영 때 이 기준으로 바꾼다(남현지·김학민).</w:t>
+        <w:t xml:space="preserve">manager가 ROBOT/SERVO/VISION/OCR/LOG의 준비를 모아 판단한다. 서비스/서버 존재만으로 준비를 단정하지 않고 실제 처리 가능성·설정/calib 유효성·상태 신선도를 확인한다. 박스 미검출과 비전 장애를 구분한다. 미준비 start는 ready/not_ready와 거부 사유를 제공한다. A 단계에서 음성 준비를 필수 start 조건으로 추가하지 않는다. main voss_msgs.md의 ROBOT 임시 판정("pose 0.5 s 이내 + move_to_zone 서비스 존재")은 RobotState가 main에 들어오기 전까지만 쓰는 과도 조건이며, RobotState 반영 때 이 기준으로 바꾼다(남현지·김학민). F-05 제안값: RobotState 나이 ≤1.5 s(2 Hz 주기의 3배)+connected+state=READY일 때 ROBOT ready, HMI UNKNOWN 3 s는 표시용으로 따로 둔다(남현지).</w:t>
       </w:r>
     </w:p>
     <w:p>
@@ -13253,7 +13253,7 @@
         <w:pStyle w:val="BodyText"/>
       </w:pPr>
       <w:r>
-        <w:t xml:space="preserve">기본 질문 ID는 box_id다. 현재 ASKING·같은 ID·후보2동 또는 HOLD만 수용한다. 30초 타이머는 manager say 발행부터 시작한다. 무효 답은1회 재안내하고 타이머를 유지한다. TTS가 실패해도 HMI 질문을 표시하며 타이머는 진행한다. stop에서 멈추고 resume은 재발화와30초 재시작이다. 종료된 같은 box의 질문 회차·늦은 답 수락 창 전달은 B 상세로 남긴다. box_id#회차를 원래 투입 ID에 혼합하지 않는다. main intent_json.md에 남은 "앞 질문의 늦은 답이 와도 같은 박스의 답이라 해가 없고" 문장은 #54 최종 정정과 맞지 않아 정의석 PR #81에서 고친다(F-09). human_wait는 say→유효 답 또는timeout 구간으로 별도 기록한다.</w:t>
+        <w:t xml:space="preserve">기본 질문 ID는 box_id다. 현재 ASKING·같은 ID·후보2동 또는 HOLD만 수용한다. 30초 타이머는 manager say 발행부터 시작한다. 무효 답은1회 재안내하고 타이머를 유지한다. TTS가 실패해도 HMI 질문을 표시하며 타이머는 진행한다. stop에서 멈추고 resume은 재발화와30초 재시작이다. 종료된 같은 box의 질문 회차·늦은 답 수락 창 전달은 B 상세로 남긴다. box_id#회차를 원래 투입 ID에 혼합하지 않는다. main intent_json.md의 "앞 질문의 늦은 답이 와도 같은 박스의 답이라 해가 없고" 문장은 #54 최종 정정대로 main #81에서 철회됐다. 같은 box 수락 창은 여전히 B 후속이다(F-09). human_wait는 say→유효 답 또는timeout 구간으로 별도 기록한다.</w:t>
       </w:r>
     </w:p>
     <w:p>
@@ -13269,7 +13269,7 @@
         <w:pStyle w:val="BodyText"/>
       </w:pPr>
       <w:r>
-        <w:t xml:space="preserve">MQTT state/result/command/ack는 QoS1 비retained, zone_map은 QoS1 retained, robot은 QoS0 비retained다. command JSON은 command_id/type/args/raw_text/sent_at이며 bridge가 canonical Command로 변환한다. ack는 command_id/ok/message/acked_at이다. 같은 ID는10분간 중복 실행을 억제하며30초 지난 명령은 EXPIRED로 거부한다. 시각은 ISO8601+09:00이다. 이 값은 MC-026 합의이며 main mqtt.md는 아직 초안(토픽 4개·{"command","arg"})이다. 최종 JSON·ACL·Mosquitto 위치는 정의석 #20(10/08)에서 확정한다.</w:t>
+        <w:t xml:space="preserve">MQTT state/result/command/ack는 QoS1 비retained, zone_map은 QoS1 retained, robot은 QoS0 비retained다. command JSON은 command_id/type/args/raw_text/sent_at이며 bridge가 canonical Command로 변환한다. ack는 command_id/ok/message/acked_at이다. 같은 ID는10분간 중복 실행을 억제하며30초 지난 명령은 EXPIRED로 거부한다(stop은 예외로 늦어도 실행 — 정의석 #84 리뷰). 시각은 ISO8601+09:00이다. MC-026 형식은 PR #84에서 main mqtt.md에 반영한다. 브로커 위치·args→arg 변환표·로그 상태 토픽(voss/log_status 제안)은 정의석 #20(10/08)에서 확정한다.</w:t>
       </w:r>
     </w:p>
     <w:p>
@@ -13277,7 +13277,7 @@
         <w:pStyle w:val="BodyText"/>
       </w:pPr>
       <w:r>
-        <w:t xml:space="preserve">Spring이 MQTT 클라이언트이며 브라우저는 HTTP/SSE를 사용한다. HTTP202/브로커 발행·manager 접수 ack·실제 완료를 구분한다. 움직임 명령 start/resume/priority/answer/reset_zone은 공용 PC 로컬 HMI에서만 받고 원격 stop/조회/SSE는 허용한다. 최종 JSON·ACL·로그 상태 전달은 F-11과 PR #68/#20에서 확인한다.</w:t>
+        <w:t xml:space="preserve">Spring이 MQTT 클라이언트이며 브라우저는 HTTP/SSE를 사용한다. HTTP202/브로커 발행·manager 접수 ack·실제 완료를 구분한다. 움직임 명령 start/resume/priority/answer/reset_zone은 공용 PC 로컬 HMI에서만 받고 원격 stop/조회/SSE는 허용한다. ACL·원격 403·SSE log_status는 main web_api.md(#68), MQTT JSON은 PR #84, 로그 상태 토픽·args 변환은 #20에서 정한다(F-11).</w:t>
       </w:r>
     </w:p>
     <w:bookmarkEnd w:id="98"/>
@@ -14069,7 +14069,7 @@
         <w:t xml:space="preserve">max(planned−(PLACED+HELD+FAILED),0)</w:t>
       </w:r>
       <w:r>
-        <w:t xml:space="preserve">, PASSED는 제외한다. FAILED 운영 처리 수와 물리 적재 성공률은 구분한다. session_plan은 Spring이 저장하며 sort_log writer는 logger만이다. SortState.session_id는 main에 반영됐다(#78, start 때 생성·다음 start까지 유지·첫 start 전 ""). web_api의 현재 세션을 이 값으로 바꾸는 규칙(세션 없음=NO_SESSION)은 열린 PR #81이다(F-11). DB 오류는 조회 불가로 답하고 메모리 집계를 공식 이력으로 대체하지 않는다.</w:t>
+        <w:t xml:space="preserve">, PASSED는 제외한다. FAILED 운영 처리 수와 물리 적재 성공률은 구분한다. session_plan은 Spring이 저장하며 sort_log writer는 logger만이다. SortState.session_id는 main에 반영됐다(#78, start 때 생성·다음 start까지 유지·첫 start 전 ""). web_api의 현재 세션도 이 값을 쓰며 세션이 없으면("") NO_SESSION이다(main #81). DB 오류는 조회 불가로 답하고 메모리 집계를 공식 이력으로 대체하지 않는다.</w:t>
       </w:r>
     </w:p>
     <w:p>
@@ -14107,7 +14107,7 @@
         <w:pStyle w:val="FirstParagraph"/>
       </w:pPr>
       <w:r>
-        <w:t xml:space="preserve">공유 원본은 config/voss_config.yaml 하나이며 runtime writer는 manager다. bringup launch가 같은 snapshot을 파라미터로 전달하고 config_version·config_sha256을 함께 넘기며 각 소비자가 기록한다(main voss_config.md 값 규칙, #64). 비전 컨테이너 노드는 읽기 전용으로 마운트한 파일을 직접 읽어 sha256을 계산하고, null 키는 파라미터로 넘기지 않는다(미선언=미측정). 공유 설정은 정지 상태에서만 바꾸며 같은 버전을 다시 적용하고 ready를 확인한 뒤 재개한다(#53 MC-009). 벨트 설정은 speed_cmps=4.8이다. 방향은 belt.direction_base=[0.99992,-0.01292,0.0] 단위벡터이며 소비 노드는 ‖v‖가 1±0.01이 아니면 거부한다(main #64). zones/observe는 플랜지 mm/deg, tcp_offset은 툴 좌표 mm다. 소비자는 로드 때 SI 변환·유효성 검사를 수행한다.</w:t>
+        <w:t xml:space="preserve">공유 원본은 config/voss_config.yaml 하나이며 runtime writer는 manager다. bringup launch가 같은 snapshot을 파라미터로 전달하고 config_version·config_sha256을 함께 넘기며 각 소비자가 기록한다(main voss_config.md 값 규칙, #64). 비전 컨테이너 노드는 읽기 전용으로 마운트한 파일을 직접 읽어 sha256을 계산하고, null 키는 파라미터로 넘기지 않는다(미선언=미측정). launch로 넘기는 정적 값은 정지 상태에서만 바꾸며 같은 버전을 다시 적용하고 ready를 확인한 뒤 재개한다(#53 MC-009). 런타임 zone_map은 sort_manager가 IDLE·PAUSED에서만 UpdateZoneMap을 받아 한 번에 바꾸고 version을 올려 발행한다(PL, #84 리뷰). 벨트 설정은 speed_cmps=4.8이다. 방향은 belt.direction_base=[0.99992,-0.01292,0.0] 단위벡터이며 소비 노드는 ‖v‖가 1±0.01이 아니면 거부한다(main #64). zones/observe는 플랜지 mm/deg, tcp_offset은 툴 좌표 mm다. 소비자는 로드 때 SI 변환·유효성 검사를 수행한다.</w:t>
       </w:r>
     </w:p>
     <w:p>
@@ -14380,7 +14380,7 @@
         </w:numPr>
       </w:pPr>
       <w:r>
-        <w:t xml:space="preserve">v0.3 합의 반영: 전체 20건 중 19건 이상이며 API 오류/timeout도 전체 분모에 남긴다. API 정상 응답에 한정한 조건부 정확도는 별도다. 허용 외 입력 거부 100%도 함께 판정한다(#54). "API 오류 2건 이상이면 그 회차 무효·전체 재시험" 규칙이 #54 10/06 20:41(KST) 정정 뒤에도 유효한지는 정의석 확인 대기다. 실패/무효/재시험 원본을 보존한다.</w:t>
+        <w:t xml:space="preserve">v0.3 합의 반영: 전체 20건 중 19건 이상이며 API 오류/timeout도 전체 분모에 남긴다. API 정상 응답에 한정한 조건부 정확도는 별도다. 허용 외 입력 거부 100%도 함께 판정한다(#54). "API 오류 2건 이상이면 그 회차 무효" 규칙은 폐기됐다(정의석 10/07 확인): API 오류·timeout도 전체 20건 분모에 실패로 넣고, 외부 장애로 재시험하면 두 회차를 모두 보고하고 사유·증거를 남긴다. 실패/무효/재시험 원본을 보존한다.</w:t>
       </w:r>
     </w:p>
     <w:p>
@@ -16727,7 +16727,7 @@
         </w:numPr>
       </w:pPr>
       <w:r>
-        <w:t xml:space="preserve">v0.3 합의 반영: PC/OS/GPU/NIC 사양 원본은 main 측정 기록(#60)에서 확인했다. USB 포트 육안·GPU 컨테이너 확인은 measurements #5 미완료다. 설치 컨트롤러/DRCF/DRFL 호환·GPU 컨테이너·동시 부하의 통과는 별도다.</w:t>
+        <w:t xml:space="preserve">v0.3 합의 반영: PC/OS/GPU/NIC 사양 원본은 main 측정 기록(#60)에서 확인했다. USB 포트 육안·GPU 컨테이너 확인은 measurements #5 미완료다. 버전은 DRCF GF02120100·DRFL GL013303·doosan-robot2 31750d6(공용 PC·김학민 PC 확인, 팀원 PC 3대 비교 남음, measurements #2). 설치 컨트롤러/DRCF/DRFL 호환·GPU 컨테이너·동시 부하의 통과는 별도다.</w:t>
       </w:r>
     </w:p>
     <w:p>
@@ -18097,7 +18097,7 @@
         <w:pStyle w:val="BodyText"/>
       </w:pPr>
       <w:r>
-        <w:t xml:space="preserve">첫 실기 실험/실측 10/07 목표와 G0 통과 10/10 목표는 서로 다르다. 6 개 회신 이슈는 10/07 닫혔고 과거 상호 확인 마감은 10/06(KST, 시간 지정 없음)이다. 10/13 통합·10/15 시연·10/16 발표는 기존 계획이며 장비 슬롯/수락자/실적은 별도 기록한다. docs/plan.md는 아직 10/13을 전체 루프 첫 완주로 두고 G0 10/10을 담지 않으므로 PL이 plan.md에서 정합한다(F-15).</w:t>
+        <w:t xml:space="preserve">첫 실기 실험/실측 10/07 목표와 G0 통과 10/10 목표는 서로 다르다. 6 개 회신 이슈는 10/07 닫혔고 과거 상호 확인 마감은 10/06(KST, 시간 지정 없음)이다. 10/13 통합·10/15 시연·10/16 발표는 기존 계획이며 장비 슬롯/수락자/실적은 별도 기록한다. PL이 G0 10/10을 수용했다(#77 리뷰). docs/plan.md 정합은 PR #89다(F-15).</w:t>
       </w:r>
     </w:p>
     <w:p>
@@ -18105,7 +18105,7 @@
         <w:pStyle w:val="BodyText"/>
       </w:pPr>
       <w:r>
-        <w:t xml:space="preserve">정상 G0와 DB 장애/스풀 복구 시험은 분리한다. DB 오류 회차를 분모/기록에서 지우지 않고 실패/복구 증거를 모두 남긴다. 스풀 시험 10/09~11 계획이 정상 G0 저장 연결을 10/10 이후로 미루는 허가는 아니다. "G0 중 /voss/log/status가 한 번이라도 DB_ERROR면 그 회차를 G0 증거로 쓰지 않는다"는 #54 정의석 제안은 PL 정합 대기다.</w:t>
+        <w:t xml:space="preserve">정상 G0와 DB 장애/스풀 복구 시험은 분리한다. DB 오류 회차를 분모/기록에서 지우지 않고 실패/복구 증거를 모두 남긴다. 스풀 시험 10/09~11 계획이 정상 G0 저장 연결을 10/10 이후로 미루는 허가는 아니다. "G0 중 /voss/log/status가 한 번이라도 DB_ERROR면 그 회차를 G0 증거로 쓰지 않는다"(#54 정의석 제안)를 PL이 채택했다(#77 리뷰).</w:t>
       </w:r>
     </w:p>
     <w:p>
@@ -28430,7 +28430,7 @@
                 <w:rFonts w:ascii="Noto Sans CJK KR" w:hAnsi="Noto Sans CJK KR" w:eastAsia="Noto Sans CJK KR"/>
                 <w:sz w:val="17"/>
               </w:rPr>
-              <w:t xml:space="preserve">Command type/arg/허용상태·query_history REST·HOLD·Intent.box_id. main #73(늦은 답 문장 정정 필요)·TTL/원격제한·질문수락 창 F-09/11</w:t>
+              <w:t xml:space="preserve">Command type/arg/허용상태·query_history REST·HOLD·Intent.box_id. main #73, 늦은 답 문장은 main #81에서 철회·TTL/원격제한·질문수락 창 F-09/11</w:t>
             </w:r>
           </w:p>
         </w:tc>
@@ -28970,7 +28970,7 @@
                 <w:rFonts w:ascii="Noto Sans CJK KR" w:hAnsi="Noto Sans CJK KR" w:eastAsia="Noto Sans CJK KR"/>
                 <w:sz w:val="17"/>
               </w:rPr>
-              <w:t xml:space="preserve">pose 응답 수신·SI/native·stream latest/직렬서비스·RG2 분리. stream 경로·타입 확인(/dsr01/dsr_controller2/servol_stream ServolStream·speedl_stream SpeedlStream, #55 10/07). M2.40 대응·적용률·RTT/stop 경쟁 F-02/04. 제어 경로 결정은 pending #8(박병후, 미정)·measurements #3</w:t>
+              <w:t xml:space="preserve">pose 응답 수신·SI/native·stream latest/직렬서비스·RG2 분리. stream 경로·타입은 실기 브링업에서 존재만 확인(/dsr01/dsr_controller2/servol_stream ServolStream·speedl_stream SpeedlStream, #55 10/07). 두산 경로는 speedl_stream 채택(박병후), 실제 스트리밍 적용은 미검증. M2.40 대응·적용률·RTT/stop 경쟁 F-02/04. pending #8 갱신·measurements #3은 PR #87(T25)</w:t>
             </w:r>
           </w:p>
         </w:tc>
@@ -29186,7 +29186,7 @@
                 <w:rFonts w:ascii="Noto Sans CJK KR" w:hAnsi="Noto Sans CJK KR" w:eastAsia="Noto Sans CJK KR"/>
                 <w:sz w:val="17"/>
               </w:rPr>
-              <w:t xml:space="preserve">플랜지설정/TCPpose·PLACE 복귀응답/placed_stamp·최신 3/2 칸·slot은 PLACED 후 증가/개방 전 실패 재사용/start에서 0. 2 칸 vs 누적 3·recheck 점유/view_pose·RETURN_FAILED F-06/07/10</w:t>
+              <w:t xml:space="preserve">플랜지설정/TCPpose·PLACE 복귀응답/placed_stamp·최신 3/2 칸·slot은 개방 시(placed_stamp≠0) 증가/개방 전 실패 재사용/start에서 0(PL). 2 칸 vs 누적 3·recheck 점유/view_pose·RETURN_FAILED F-06/07/10</w:t>
             </w:r>
           </w:p>
         </w:tc>
@@ -30404,7 +30404,7 @@
         <w:pStyle w:val="FirstParagraph"/>
       </w:pPr>
       <w:r>
-        <w:t xml:space="preserve">v1.0 문서/IDL 대조 기준은 main@671c67f3a5e4f1de46dec3f34b4cf2975727c975다(v0.3은 fff1121). 그 사이 #69(ADR-0004)·#73·#68·#74·#70·#78·#64·#79가 머지됐다. 검토 당시 열린 PR은 병합된 것으로 표시하지 않는다. sources/current_main/은 671c67f 사본 19개다.</w:t>
+        <w:t xml:space="preserve">v1.0 문서/IDL 대조 기준은 main@671c67f3a5e4f1de46dec3f34b4cf2975727c975다(v0.3은 fff1121). 그 사이 #69(ADR-0004)·#73·#68·#74·#70·#78·#64·#79가 머지됐다. 검토 당시 열린 PR은 병합된 것으로 표시하지 않는다. sources/current_main/은 671c67f 사본 19개다(읽기 전용 스냅샷, 현행 계약은 docs/interfaces·src/voss_msgs). 머지 전 재리뷰 시점 main@72106be에는 #81·#82가 더 들어왔고 반영 상태는 아래 표에 적었다.</w:t>
       </w:r>
       <w:r>
         <w:rPr>
@@ -30829,7 +30829,7 @@
                 <w:rFonts w:ascii="Noto Sans CJK KR" w:hAnsi="Noto Sans CJK KR" w:eastAsia="Noto Sans CJK KR"/>
                 <w:sz w:val="18"/>
               </w:rPr>
-              <w:t xml:space="preserve">"늦은 답이 와도 같은 박스의 답이라 해가 없고" 문장을 #54 최종 정정에 맞게 고치기(정의석 PR #81)·consumer rebuild</w:t>
+              <w:t xml:space="preserve">늦은 답 문장은 main #81에서 철회·consumer rebuild</w:t>
             </w:r>
           </w:p>
         </w:tc>
@@ -30895,7 +30895,7 @@
                 <w:rFonts w:ascii="Noto Sans CJK KR" w:hAnsi="Noto Sans CJK KR" w:eastAsia="Noto Sans CJK KR"/>
                 <w:sz w:val="18"/>
               </w:rPr>
-              <w:t xml:space="preserve">web_api 현재 세션·NO_SESSION 규칙 PR #81 open</w:t>
+              <w:t xml:space="preserve">web_api 현재 세션·NO_SESSION 규칙 main 반영(#81)</w:t>
             </w:r>
           </w:p>
         </w:tc>
@@ -31381,7 +31381,7 @@
                 <w:rFonts w:ascii="Noto Sans CJK KR" w:hAnsi="Noto Sans CJK KR" w:eastAsia="Noto Sans CJK KR"/>
                 <w:sz w:val="18"/>
               </w:rPr>
-              <w:t xml:space="preserve">열린 PR #81</w:t>
+              <w:t xml:space="preserve">PR #81</w:t>
             </w:r>
           </w:p>
         </w:tc>
@@ -31402,7 +31402,7 @@
                 <w:rFonts w:ascii="Noto Sans CJK KR" w:hAnsi="Noto Sans CJK KR" w:eastAsia="Noto Sans CJK KR"/>
                 <w:sz w:val="18"/>
               </w:rPr>
-              <w:t xml:space="preserve">web_api 현재 세션 = SortState.session_id, NO_SESSION</w:t>
+              <w:t xml:space="preserve">web_api 현재 세션 = SortState.session_id·NO_SESSION, intent_json 늦은 답 철회</w:t>
             </w:r>
           </w:p>
         </w:tc>
@@ -31423,7 +31423,7 @@
                 <w:rFonts w:ascii="Noto Sans CJK KR" w:hAnsi="Noto Sans CJK KR" w:eastAsia="Noto Sans CJK KR"/>
                 <w:sz w:val="18"/>
               </w:rPr>
-              <w:t xml:space="preserve">머지 때 §5.8·F-11 갱신</w:t>
+              <w:t xml:space="preserve">main 반영(72106be). §5.7·§5.8·F-09·F-11에 반영</w:t>
             </w:r>
           </w:p>
         </w:tc>
@@ -31489,7 +31489,7 @@
                 <w:rFonts w:ascii="Noto Sans CJK KR" w:hAnsi="Noto Sans CJK KR" w:eastAsia="Noto Sans CJK KR"/>
                 <w:sz w:val="18"/>
               </w:rPr>
-              <w:t xml:space="preserve">MC-026 형식·ack·robot 토픽 반영, 정의석 #20(10/08)</w:t>
+              <w:t xml:space="preserve">MC-026 형식은 PR #84, 브로커 위치·args 변환·로그 상태 토픽은 정의석 #20(10/08)</w:t>
             </w:r>
           </w:p>
         </w:tc>
